--- a/Documentation/IMPLEMENTATION OF A WEB-BASED SHS RECORD MANAGEMENT SYSTEM.docx
+++ b/Documentation/IMPLEMENTATION OF A WEB-BASED SHS RECORD MANAGEMENT SYSTEM.docx
@@ -485,8 +485,6 @@
         <w:spacing w:after="160" w:lineRule="auto"/>
         <w:jc w:val="center"/>
         <w:rPr>
-          <w:b w:val="1"/>
-          <w:bCs w:val="1"/>
           <w:sz w:val="24"/>
           <w:szCs w:val="24"/>
         </w:rPr>
@@ -507,6 +505,16 @@
         </w:rPr>
         <w:t xml:space="preserve">2026</w:t>
       </w:r>
+    </w:p>
+    <w:p>
+      <w:pPr>
+        <w:spacing w:after="160" w:lineRule="auto"/>
+        <w:jc w:val="center"/>
+        <w:rPr>
+          <w:sz w:val="24"/>
+          <w:szCs w:val="24"/>
+        </w:rPr>
+      </w:pPr>
       <w:r>
         <w:rPr>
           <w:rtl w:val="0"/>
@@ -1149,12 +1157,12 @@
           <wp:inline distB="114300" distT="114300" distL="114300" distR="114300">
             <wp:extent cx="5638800" cy="7734300"/>
             <wp:effectExtent b="0" l="0" r="0" t="0"/>
-            <wp:docPr id="7" name="image8.png"/>
+            <wp:docPr id="8" name="image10.png"/>
             <a:graphic>
               <a:graphicData uri="http://schemas.openxmlformats.org/drawingml/2006/picture">
                 <pic:pic>
                   <pic:nvPicPr>
-                    <pic:cNvPr id="0" name="image8.png"/>
+                    <pic:cNvPr id="0" name="image10.png"/>
                     <pic:cNvPicPr preferRelativeResize="0"/>
                   </pic:nvPicPr>
                   <pic:blipFill>
@@ -1967,7 +1975,7 @@
           <w:szCs w:val="24"/>
           <w:rtl w:val="0"/>
         </w:rPr>
-        <w:t xml:space="preserve">Teachers can manage and process student grade requests through a structured five-step workflow: student request, teacher grade computation, submission to the administrator, administrative verification, and final release of grades to the student. Teachers can also monitor student attendance and manage document endorsements.</w:t>
+        <w:t xml:space="preserve">Teachers can manage and process student grade requests through a structured multi-stage workflow: student request, teacher grade computation, registrar view, principal approval, register release, and final teacher release of grades to the student. Teachers can also monitor student attendance and manage document endorsements.</w:t>
       </w:r>
     </w:p>
     <w:p>
@@ -1986,7 +1994,7 @@
           <w:szCs w:val="24"/>
           <w:rtl w:val="0"/>
         </w:rPr>
-        <w:t xml:space="preserve">Administrators have centralized access to student and teacher records, enrollment management, grade request verification, document request processing with release date assignment, tuition monitoring, and school-wide announcement management. The system also includes a teacher time log feature that enables administrators to monitor teacher attendance on campus in real time.</w:t>
+        <w:t xml:space="preserve">Administrators have centralized access to student and teacher records, enrollment management, grade request verification, document request processing with release date assignment, tuition monitoring, and school-wide announcement management. The system also includes a teacher time log feature that allows teachers to record their daily time in and time out entries during campus hours. These administrative functions are distributed across distinct Registrar, Principal, Accounting, and General Administrator roles, each with role-based access to its respective functions.</w:t>
       </w:r>
     </w:p>
     <w:p>
@@ -2025,6 +2033,21 @@
     </w:p>
     <w:p>
       <w:pPr>
+        <w:spacing w:after="240" w:before="240" w:line="480" w:lineRule="auto"/>
+        <w:jc w:val="both"/>
+        <w:rPr>
+          <w:sz w:val="24"/>
+          <w:szCs w:val="24"/>
+        </w:rPr>
+      </w:pPr>
+      <w:r>
+        <w:rPr>
+          <w:rtl w:val="0"/>
+        </w:rPr>
+      </w:r>
+    </w:p>
+    <w:p>
+      <w:pPr>
         <w:spacing w:after="0" w:before="0" w:line="480" w:lineRule="auto"/>
         <w:ind w:firstLine="20"/>
         <w:jc w:val="both"/>
@@ -2092,7 +2115,7 @@
           <w:szCs w:val="24"/>
           <w:rtl w:val="0"/>
         </w:rPr>
-        <w:t xml:space="preserve">The system does not perform automatic grade computation. Teachers are responsible for manually computing final grades before submitting them through the system. The grade management module facilitates the workflow and approval process rather than performing the grade calculations.</w:t>
+        <w:t xml:space="preserve">The system does not perform automatic grade computation. Teachers are responsible for manually computing final grades before submitting them through the system. The grade management module facilitates the workflow and approval process rather than performing the grade calculations. The teacher time log module currently stories entries on the teacher’s own device rather than in the central database. Extending it to a shared, database backend feature that administrators can monitor centrally is intended as future work.</w:t>
       </w:r>
     </w:p>
     <w:p>
@@ -2438,125 +2461,6 @@
     <w:p>
       <w:pPr>
         <w:spacing w:after="0" w:before="0" w:line="480" w:lineRule="auto"/>
-        <w:jc w:val="left"/>
-        <w:rPr>
-          <w:b w:val="1"/>
-          <w:bCs w:val="1"/>
-          <w:sz w:val="24"/>
-          <w:szCs w:val="24"/>
-        </w:rPr>
-      </w:pPr>
-      <w:r>
-        <w:rPr>
-          <w:rtl w:val="0"/>
-        </w:rPr>
-      </w:r>
-    </w:p>
-    <w:p>
-      <w:pPr>
-        <w:spacing w:after="0" w:before="0" w:line="480" w:lineRule="auto"/>
-        <w:jc w:val="left"/>
-        <w:rPr>
-          <w:b w:val="1"/>
-          <w:bCs w:val="1"/>
-          <w:sz w:val="24"/>
-          <w:szCs w:val="24"/>
-        </w:rPr>
-      </w:pPr>
-      <w:r>
-        <w:rPr>
-          <w:rtl w:val="0"/>
-        </w:rPr>
-      </w:r>
-    </w:p>
-    <w:p>
-      <w:pPr>
-        <w:spacing w:after="0" w:before="0" w:line="480" w:lineRule="auto"/>
-        <w:jc w:val="left"/>
-        <w:rPr>
-          <w:b w:val="1"/>
-          <w:bCs w:val="1"/>
-          <w:sz w:val="24"/>
-          <w:szCs w:val="24"/>
-        </w:rPr>
-      </w:pPr>
-      <w:r>
-        <w:rPr>
-          <w:rtl w:val="0"/>
-        </w:rPr>
-      </w:r>
-    </w:p>
-    <w:p>
-      <w:pPr>
-        <w:spacing w:after="0" w:before="0" w:line="480" w:lineRule="auto"/>
-        <w:jc w:val="left"/>
-        <w:rPr>
-          <w:b w:val="1"/>
-          <w:bCs w:val="1"/>
-          <w:sz w:val="24"/>
-          <w:szCs w:val="24"/>
-        </w:rPr>
-      </w:pPr>
-      <w:r>
-        <w:rPr>
-          <w:rtl w:val="0"/>
-        </w:rPr>
-      </w:r>
-    </w:p>
-    <w:p>
-      <w:pPr>
-        <w:spacing w:after="0" w:before="0" w:line="480" w:lineRule="auto"/>
-        <w:jc w:val="left"/>
-        <w:rPr>
-          <w:b w:val="1"/>
-          <w:bCs w:val="1"/>
-          <w:sz w:val="24"/>
-          <w:szCs w:val="24"/>
-        </w:rPr>
-      </w:pPr>
-      <w:r>
-        <w:rPr>
-          <w:rtl w:val="0"/>
-        </w:rPr>
-      </w:r>
-    </w:p>
-    <w:p>
-      <w:pPr>
-        <w:spacing w:after="0" w:before="0" w:line="480" w:lineRule="auto"/>
-        <w:jc w:val="left"/>
-        <w:rPr>
-          <w:b w:val="1"/>
-          <w:bCs w:val="1"/>
-          <w:sz w:val="24"/>
-          <w:szCs w:val="24"/>
-        </w:rPr>
-      </w:pPr>
-      <w:r>
-        <w:rPr>
-          <w:rtl w:val="0"/>
-        </w:rPr>
-      </w:r>
-    </w:p>
-    <w:p>
-      <w:pPr>
-        <w:spacing w:after="0" w:before="0" w:line="480" w:lineRule="auto"/>
-        <w:jc w:val="left"/>
-        <w:rPr>
-          <w:b w:val="1"/>
-          <w:bCs w:val="1"/>
-          <w:sz w:val="24"/>
-          <w:szCs w:val="24"/>
-        </w:rPr>
-      </w:pPr>
-      <w:r>
-        <w:rPr>
-          <w:rtl w:val="0"/>
-        </w:rPr>
-      </w:r>
-    </w:p>
-    <w:p>
-      <w:pPr>
-        <w:spacing w:after="0" w:before="0" w:line="480" w:lineRule="auto"/>
         <w:jc w:val="center"/>
         <w:rPr>
           <w:b w:val="1"/>
@@ -2822,7 +2726,15 @@
           <w:szCs w:val="24"/>
           <w:rtl w:val="0"/>
         </w:rPr>
-        <w:t xml:space="preserve"> highlighted the profound correlation between technological facility upgrades and student success rates. The researchers emphasized that deploying an integrated school management network driven by a consolidated data architecture is essential for elevating the baseline quality of institutional operations. The study concluded that modernizing campus networks optimizes service delivery while systematically eliminating structural administrative bottlenecks. This literature is directly relevant to the proposed system because it underscores the necessity of moving away from manual setups toward unified data frameworks to maximize service efficiency. </w:t>
+        <w:t xml:space="preserve"> examined the relationship between technological facility upgrades and student outcomes</w:t>
+      </w:r>
+      <w:r>
+        <w:rPr>
+          <w:sz w:val="24"/>
+          <w:szCs w:val="24"/>
+          <w:rtl w:val="0"/>
+        </w:rPr>
+        <w:t xml:space="preserve">. The researchers found that deploying an integrated school management network build on a consolidated data architecture improved the quality of institutional operations. The study concluded that modernizing campus networks improves service delivery and reduces administrative bottlenecks. This literature is directly relevant to the proposed system because it underscores the necessity of moving away from manual setups toward unified data frameworks to maximize service efficiency. </w:t>
       </w:r>
     </w:p>
     <w:p>
@@ -4004,7 +3916,26 @@
           <w:szCs w:val="24"/>
           <w:rtl w:val="0"/>
         </w:rPr>
-        <w:t xml:space="preserve">Postman is an industry-standard, collaborative API (Application Programming Interface) platform designed to simplify  the development, testing, and documentation of web services. In modern full-stack development, backends and frontends interact via APIs. Postman acts as an intermediary client tool that allows developers to construct, send, and analyze HTTP/HTTPS requests to an API backend without needing a completed frontend user interface.</w:t>
+        <w:t xml:space="preserve">Postman is an industry-standard, collaborative API (Application Programming Interface) platform designed to simplify  the development, testing, and documentation of web services. In modern full-stack development, backends and frontends interact via APIs. Postman acts as an intermediary client tool that allows developers to construct, send, and analyze HTTP/HTTPS requests to an API backend without needing a completed frontend user interface. </w:t>
+      </w:r>
+    </w:p>
+    <w:p>
+      <w:pPr>
+        <w:spacing w:after="0" w:before="0" w:line="480" w:lineRule="auto"/>
+        <w:ind w:left="0" w:firstLine="720"/>
+        <w:jc w:val="both"/>
+        <w:rPr>
+          <w:sz w:val="24"/>
+          <w:szCs w:val="24"/>
+        </w:rPr>
+      </w:pPr>
+      <w:r>
+        <w:rPr>
+          <w:sz w:val="24"/>
+          <w:szCs w:val="24"/>
+          <w:rtl w:val="0"/>
+        </w:rPr>
+        <w:t xml:space="preserve">In addition to Postman for manual testing, the REST API is formally documented using the OpenAPI 3.0 specification (Swagger). The specification describes the available endpoints for authentication, grades, attendance, enrollment, payments, and document requests, giving the team a machine readable reference that keeps the API contract consistent as the system evolves.</w:t>
       </w:r>
     </w:p>
     <w:p>
@@ -4096,6 +4027,22 @@
           <w:rtl w:val="0"/>
         </w:rPr>
         <w:t xml:space="preserve">Mysql, an open-source relational database management system maintained by Oracle Corporation, stores all student, teacher, and administrative records. </w:t>
+      </w:r>
+    </w:p>
+    <w:p>
+      <w:pPr>
+        <w:spacing w:after="0" w:before="0" w:line="480" w:lineRule="auto"/>
+        <w:ind w:left="0" w:firstLine="0"/>
+        <w:jc w:val="both"/>
+        <w:rPr>
+          <w:sz w:val="24"/>
+          <w:szCs w:val="24"/>
+        </w:rPr>
+      </w:pPr>
+      <w:r>
+        <w:rPr>
+          <w:rtl w:val="0"/>
+        </w:rPr>
       </w:r>
     </w:p>
     <w:p>
@@ -4683,81 +4630,6 @@
     </w:p>
     <w:p>
       <w:pPr>
-        <w:spacing w:after="0" w:before="0" w:line="480" w:lineRule="auto"/>
-        <w:jc w:val="both"/>
-        <w:rPr>
-          <w:sz w:val="24"/>
-          <w:szCs w:val="24"/>
-        </w:rPr>
-      </w:pPr>
-      <w:r>
-        <w:rPr>
-          <w:rtl w:val="0"/>
-        </w:rPr>
-      </w:r>
-    </w:p>
-    <w:p>
-      <w:pPr>
-        <w:spacing w:after="0" w:before="0" w:line="480" w:lineRule="auto"/>
-        <w:jc w:val="both"/>
-        <w:rPr>
-          <w:sz w:val="24"/>
-          <w:szCs w:val="24"/>
-        </w:rPr>
-      </w:pPr>
-      <w:r>
-        <w:rPr>
-          <w:rtl w:val="0"/>
-        </w:rPr>
-      </w:r>
-    </w:p>
-    <w:p>
-      <w:pPr>
-        <w:spacing w:after="0" w:before="0" w:line="480" w:lineRule="auto"/>
-        <w:jc w:val="both"/>
-        <w:rPr>
-          <w:sz w:val="24"/>
-          <w:szCs w:val="24"/>
-        </w:rPr>
-      </w:pPr>
-      <w:r>
-        <w:rPr>
-          <w:rtl w:val="0"/>
-        </w:rPr>
-      </w:r>
-    </w:p>
-    <w:p>
-      <w:pPr>
-        <w:spacing w:after="0" w:before="0" w:line="480" w:lineRule="auto"/>
-        <w:jc w:val="both"/>
-        <w:rPr>
-          <w:sz w:val="24"/>
-          <w:szCs w:val="24"/>
-        </w:rPr>
-      </w:pPr>
-      <w:r>
-        <w:rPr>
-          <w:rtl w:val="0"/>
-        </w:rPr>
-      </w:r>
-    </w:p>
-    <w:p>
-      <w:pPr>
-        <w:spacing w:after="0" w:before="0" w:line="480" w:lineRule="auto"/>
-        <w:jc w:val="both"/>
-        <w:rPr>
-          <w:sz w:val="24"/>
-          <w:szCs w:val="24"/>
-        </w:rPr>
-      </w:pPr>
-      <w:r>
-        <w:rPr>
-          <w:rtl w:val="0"/>
-        </w:rPr>
-      </w:r>
-    </w:p>
-    <w:p>
-      <w:pPr>
         <w:spacing w:line="480" w:lineRule="auto"/>
         <w:jc w:val="center"/>
         <w:rPr>
@@ -4897,7 +4769,7 @@
           <w:rtl w:val="0"/>
         </w:rPr>
         <w:tab/>
-        <w:t xml:space="preserve">The system was built using free and open-source technologies, including Next.js, React, TypeScript, Node.js, Express.js, Sequelize, and MySQL, all of which are well-documented, widely used, and within the capability of the development team. The system follows a client-server architecture with a RESTful API that connects the frontend and backend components. User authentication is implemented using JSON Web Tokens (JWT) and bcrypt.js password encryption, which are recognized industry standards for web application security. The hardware used during development of a laptop equipped with 16 GB of RAM, a 512 GB SSD, and Windows 11 Pro is sufficient for developing, running, and testing the system, and deployment requires only a basic web server capable of hosting a </w:t>
+        <w:t xml:space="preserve">The system was built using free and open-source technologies, including Next.js, React, TypeScript, Node.js, Express.js, MySQL, and mysql2 driver, all of which are well-documented, widely used, and within the capability of the development team. The system follows a client-server architecture with a RESTful API that connects the frontend and backend components. User authentication is implemented using JSON Web Tokens (JWT) and bcrypt.js password encryption, which are recognized industry standards for web application security. The hardware used during development of a laptop equipped with 16 GB of RAM, a 512 GB SSD, and Windows 11 Pro is sufficient for developing, running, and testing the system, and deployment requires only a basic web server capable of hosting a </w:t>
       </w:r>
       <w:hyperlink r:id="rId11">
         <w:r>
@@ -4917,7 +4789,15 @@
           <w:szCs w:val="24"/>
           <w:rtl w:val="0"/>
         </w:rPr>
-        <w:t xml:space="preserve"> application with a Mysql database. This places the system comfortably within CFEI’s existing technical capacity, requiring no specialized infrastructure beyond standard web hosting.</w:t>
+        <w:t xml:space="preserve"> </w:t>
+      </w:r>
+      <w:r>
+        <w:rPr>
+          <w:sz w:val="24"/>
+          <w:szCs w:val="24"/>
+          <w:rtl w:val="0"/>
+        </w:rPr>
+        <w:t xml:space="preserve">application with a Mysql database. This places the system comfortably within CFEI’s existing technical capacity, requiring no specialized infrastructure beyond standard web hosting.</w:t>
       </w:r>
     </w:p>
     <w:p>
@@ -5288,12 +5168,12 @@
           <wp:inline distB="114300" distT="114300" distL="114300" distR="114300">
             <wp:extent cx="5731200" cy="5346700"/>
             <wp:effectExtent b="0" l="0" r="0" t="0"/>
-            <wp:docPr id="8" name="image4.png"/>
+            <wp:docPr id="9" name="image7.png"/>
             <a:graphic>
               <a:graphicData uri="http://schemas.openxmlformats.org/drawingml/2006/picture">
                 <pic:pic>
                   <pic:nvPicPr>
-                    <pic:cNvPr id="0" name="image4.png"/>
+                    <pic:cNvPr id="0" name="image7.png"/>
                     <pic:cNvPicPr preferRelativeResize="0"/>
                   </pic:nvPicPr>
                   <pic:blipFill>
@@ -5540,7 +5420,7 @@
           <w:szCs w:val="24"/>
           <w:rtl w:val="0"/>
         </w:rPr>
-        <w:t xml:space="preserve">In response to these challenges, the development of INFORM, a Web-Based Student Academic Records and Service Management System, was undertaken as a strategic initiative. This project was not merely a technological upgrade but also a necessary investment in institutional integrity. The new platform is designed to enhance security through role-based authentication for Students, Teachers, Administrators, and the Accounting Office; ensure data accuracy through automated grade encoding and attendance tracking; and provide a fully auditable trail for all academic transactions through the Grade Request Pipeline (Student → Teacher → Administrator → Student), thereby aligning with best practices in digital governance. The transition to this platform required a one-time capital expenditure to cover the development, testing, and deployment of a secure, scalable, and user-friendly system.</w:t>
+        <w:t xml:space="preserve">In response to these challenges, the development of INFORM, a Web-Based Student Academic Records and Service Management System, was undertaken as a strategic initiative. This project was not merely a technological upgrade but also a necessary investment in institutional integrity. The new platform is designed to enhance security through role-based authentication for Students, Teachers, Registrars, Principals, and the Accounting Office; ensure data accuracy through automated grade encoding and attendance tracking; and provide a fully auditable trail for all academic transactions through the Grade Request Pipeline (Student → Teacher → Registrar → Principal → Teacher → Student), thereby aligning with best practices in digital governance. The transition to this platform required a one-time capital expenditure to cover the development, testing, and deployment of a secure, scalable, and user-friendly system.</w:t>
       </w:r>
     </w:p>
     <w:p>
@@ -8858,7 +8738,43 @@
           <w:szCs w:val="24"/>
           <w:rtl w:val="0"/>
         </w:rPr>
-        <w:t xml:space="preserve">The transition from the existing manual record management system to the new automated platform involves a shift in cost structure. The previous manual process incurred an annual cost of ₱48,600.00, while the new automated system has a recurring annual operating cost of ₱512,400.00, as detailed in Table 3.</w:t>
+        <w:t xml:space="preserve">The transition from the existing manual record management system to the new automated platform involves a shift in cost structure. The previous manual process incurred an annual cost of </w:t>
+      </w:r>
+      <w:r>
+        <w:rPr>
+          <w:b w:val="1"/>
+          <w:bCs w:val="1"/>
+          <w:sz w:val="24"/>
+          <w:szCs w:val="24"/>
+          <w:rtl w:val="0"/>
+        </w:rPr>
+        <w:t xml:space="preserve">₱41,400.00</w:t>
+      </w:r>
+      <w:r>
+        <w:rPr>
+          <w:sz w:val="24"/>
+          <w:szCs w:val="24"/>
+          <w:rtl w:val="0"/>
+        </w:rPr>
+        <w:t xml:space="preserve"> (Table 1), while the new automated system has a recurring annual operating cost of </w:t>
+      </w:r>
+      <w:r>
+        <w:rPr>
+          <w:b w:val="1"/>
+          <w:bCs w:val="1"/>
+          <w:sz w:val="24"/>
+          <w:szCs w:val="24"/>
+          <w:rtl w:val="0"/>
+        </w:rPr>
+        <w:t xml:space="preserve">₱512,400.00</w:t>
+      </w:r>
+      <w:r>
+        <w:rPr>
+          <w:sz w:val="24"/>
+          <w:szCs w:val="24"/>
+          <w:rtl w:val="0"/>
+        </w:rPr>
+        <w:t xml:space="preserve"> (Table 3).</w:t>
       </w:r>
     </w:p>
     <w:p>
@@ -8884,18 +8800,21 @@
         <w:spacing w:after="240" w:before="240" w:line="480" w:lineRule="auto"/>
         <w:jc w:val="both"/>
         <w:rPr>
-          <w:sz w:val="24"/>
-          <w:szCs w:val="24"/>
-        </w:rPr>
-      </w:pPr>
-      <w:r>
-        <w:rPr>
-          <w:rFonts w:ascii="Arial Unicode MS" w:cs="Arial Unicode MS" w:eastAsia="Arial Unicode MS" w:hAnsi="Arial Unicode MS"/>
-          <w:sz w:val="24"/>
-          <w:szCs w:val="24"/>
-          <w:rtl w:val="0"/>
-        </w:rPr>
-        <w:t xml:space="preserve">Annual Savings = Old System Annual Cost − New System Annual Cost</w:t>
+          <w:b w:val="1"/>
+          <w:bCs w:val="1"/>
+          <w:sz w:val="24"/>
+          <w:szCs w:val="24"/>
+        </w:rPr>
+      </w:pPr>
+      <w:r>
+        <w:rPr>
+          <w:b w:val="1"/>
+          <w:bCs w:val="1"/>
+          <w:sz w:val="24"/>
+          <w:szCs w:val="24"/>
+          <w:rtl w:val="0"/>
+        </w:rPr>
+        <w:t xml:space="preserve">ROI = (Net Profit from Investment / Cost of Investment) x 100</w:t>
       </w:r>
     </w:p>
     <w:p>
@@ -8903,22 +8822,17 @@
         <w:spacing w:after="240" w:before="240" w:line="480" w:lineRule="auto"/>
         <w:jc w:val="both"/>
         <w:rPr>
-          <w:b w:val="1"/>
-          <w:bCs w:val="1"/>
-          <w:sz w:val="24"/>
-          <w:szCs w:val="24"/>
-        </w:rPr>
-      </w:pPr>
-      <w:r>
-        <w:rPr>
-          <w:rFonts w:ascii="Arial Unicode MS" w:cs="Arial Unicode MS" w:eastAsia="Arial Unicode MS" w:hAnsi="Arial Unicode MS"/>
-          <w:b w:val="1"/>
-          <w:bCs w:val="1"/>
-          <w:sz w:val="24"/>
-          <w:szCs w:val="24"/>
-          <w:rtl w:val="0"/>
-        </w:rPr>
-        <w:t xml:space="preserve">Annual Savings = ₱48,600.00 − ₱512,400.00 = −₱463,800.00</w:t>
+          <w:sz w:val="24"/>
+          <w:szCs w:val="24"/>
+        </w:rPr>
+      </w:pPr>
+      <w:r>
+        <w:rPr>
+          <w:sz w:val="24"/>
+          <w:szCs w:val="24"/>
+          <w:rtl w:val="0"/>
+        </w:rPr>
+        <w:t xml:space="preserve">First, the net profit (or loss) from the investment is determined by calculating the annual savings:</w:t>
       </w:r>
     </w:p>
     <w:p>
@@ -8926,21 +8840,17 @@
         <w:spacing w:after="240" w:before="240" w:line="480" w:lineRule="auto"/>
         <w:jc w:val="both"/>
         <w:rPr>
-          <w:b w:val="1"/>
-          <w:bCs w:val="1"/>
-          <w:sz w:val="24"/>
-          <w:szCs w:val="24"/>
-        </w:rPr>
-      </w:pPr>
-      <w:r>
-        <w:rPr>
-          <w:b w:val="1"/>
-          <w:bCs w:val="1"/>
-          <w:sz w:val="24"/>
-          <w:szCs w:val="24"/>
-          <w:rtl w:val="0"/>
-        </w:rPr>
-        <w:t xml:space="preserve">Return on Investment (ROI) Analysis</w:t>
+          <w:sz w:val="24"/>
+          <w:szCs w:val="24"/>
+        </w:rPr>
+      </w:pPr>
+      <w:r>
+        <w:rPr>
+          <w:sz w:val="24"/>
+          <w:szCs w:val="24"/>
+          <w:rtl w:val="0"/>
+        </w:rPr>
+        <w:t xml:space="preserve">Annual Savings = Old System Annual Cost - New System Annual Cost </w:t>
       </w:r>
     </w:p>
     <w:p>
@@ -8948,82 +8858,8 @@
         <w:spacing w:after="240" w:before="240" w:line="480" w:lineRule="auto"/>
         <w:jc w:val="both"/>
         <w:rPr>
-          <w:sz w:val="24"/>
-          <w:szCs w:val="24"/>
-        </w:rPr>
-      </w:pPr>
-      <w:r>
-        <w:rPr>
-          <w:sz w:val="24"/>
-          <w:szCs w:val="24"/>
-          <w:rtl w:val="0"/>
-        </w:rPr>
-        <w:t xml:space="preserve">The transition from the existing manual record management system to the new automated platform involves a shift in cost structure. The previous manual process incurred an annual cost of ₱48,600.00, while the new automated system has a recurring annual operating cost of ₱512,400.00, as detailed in Table 3.</w:t>
-      </w:r>
-    </w:p>
-    <w:p>
-      <w:pPr>
-        <w:spacing w:after="240" w:before="240" w:line="480" w:lineRule="auto"/>
-        <w:jc w:val="both"/>
-        <w:rPr>
-          <w:sz w:val="24"/>
-          <w:szCs w:val="24"/>
-        </w:rPr>
-      </w:pPr>
-      <w:r>
-        <w:rPr>
-          <w:sz w:val="24"/>
-          <w:szCs w:val="24"/>
-          <w:rtl w:val="0"/>
-        </w:rPr>
-        <w:t xml:space="preserve">The Return on Investment (ROI) is calculated to determine the financial gain or loss relative to the cost. The formula is:</w:t>
-      </w:r>
-    </w:p>
-    <w:p>
-      <w:pPr>
-        <w:spacing w:after="240" w:before="240" w:line="480" w:lineRule="auto"/>
-        <w:jc w:val="both"/>
-        <w:rPr>
-          <w:b w:val="1"/>
-          <w:bCs w:val="1"/>
-          <w:sz w:val="24"/>
-          <w:szCs w:val="24"/>
-        </w:rPr>
-      </w:pPr>
-      <w:r>
-        <w:rPr>
-          <w:b w:val="1"/>
-          <w:bCs w:val="1"/>
-          <w:sz w:val="24"/>
-          <w:szCs w:val="24"/>
-          <w:rtl w:val="0"/>
-        </w:rPr>
-        <w:t xml:space="preserve">ROI = ((Net Profit from Investment) / Cost of Investment) × 100</w:t>
-      </w:r>
-    </w:p>
-    <w:p>
-      <w:pPr>
-        <w:spacing w:after="240" w:before="240" w:line="480" w:lineRule="auto"/>
-        <w:jc w:val="both"/>
-        <w:rPr>
-          <w:sz w:val="24"/>
-          <w:szCs w:val="24"/>
-        </w:rPr>
-      </w:pPr>
-      <w:r>
-        <w:rPr>
-          <w:sz w:val="24"/>
-          <w:szCs w:val="24"/>
-          <w:rtl w:val="0"/>
-        </w:rPr>
-        <w:t xml:space="preserve">First, we determine the net profit (or loss) from the investment by calculating the annual savings:</w:t>
-      </w:r>
-    </w:p>
-    <w:p>
-      <w:pPr>
-        <w:spacing w:after="240" w:before="240" w:line="480" w:lineRule="auto"/>
-        <w:jc w:val="both"/>
-        <w:rPr>
+          <w:b w:val="1"/>
+          <w:bCs w:val="1"/>
           <w:sz w:val="24"/>
           <w:szCs w:val="24"/>
         </w:rPr>
@@ -9031,34 +8867,13 @@
       <w:r>
         <w:rPr>
           <w:rFonts w:ascii="Arial Unicode MS" w:cs="Arial Unicode MS" w:eastAsia="Arial Unicode MS" w:hAnsi="Arial Unicode MS"/>
-          <w:sz w:val="24"/>
-          <w:szCs w:val="24"/>
-          <w:rtl w:val="0"/>
-        </w:rPr>
-        <w:t xml:space="preserve">Annual Savings = Old System Annual Cost − New System Annual Cost</w:t>
-      </w:r>
-    </w:p>
-    <w:p>
-      <w:pPr>
-        <w:spacing w:after="240" w:before="240" w:line="480" w:lineRule="auto"/>
-        <w:jc w:val="both"/>
-        <w:rPr>
-          <w:b w:val="1"/>
-          <w:bCs w:val="1"/>
-          <w:sz w:val="24"/>
-          <w:szCs w:val="24"/>
-        </w:rPr>
-      </w:pPr>
-      <w:r>
-        <w:rPr>
-          <w:rFonts w:ascii="Arial Unicode MS" w:cs="Arial Unicode MS" w:eastAsia="Arial Unicode MS" w:hAnsi="Arial Unicode MS"/>
-          <w:b w:val="1"/>
-          <w:bCs w:val="1"/>
-          <w:sz w:val="24"/>
-          <w:szCs w:val="24"/>
-          <w:rtl w:val="0"/>
-        </w:rPr>
-        <w:t xml:space="preserve">Annual Savings = ₱48,600.00 − ₱512,400.00 = −₱463,800.00</w:t>
+          <w:b w:val="1"/>
+          <w:bCs w:val="1"/>
+          <w:sz w:val="24"/>
+          <w:szCs w:val="24"/>
+          <w:rtl w:val="0"/>
+        </w:rPr>
+        <w:t xml:space="preserve">Annual Savings = ₱41,400.00 − ₱512,400.00 = −₱471,000.00</w:t>
       </w:r>
     </w:p>
     <w:p>
@@ -9077,7 +8892,43 @@
           <w:szCs w:val="24"/>
           <w:rtl w:val="0"/>
         </w:rPr>
-        <w:t xml:space="preserve">This results in an increased annual expenditure of ₱463,800.00. Because the annual savings are negative, the initial one-time development cost of ₱256,200.00 is not recovered through operational savings.</w:t>
+        <w:t xml:space="preserve">This results in an increased annual expenditure of </w:t>
+      </w:r>
+      <w:r>
+        <w:rPr>
+          <w:b w:val="1"/>
+          <w:bCs w:val="1"/>
+          <w:sz w:val="24"/>
+          <w:szCs w:val="24"/>
+          <w:rtl w:val="0"/>
+        </w:rPr>
+        <w:t xml:space="preserve">₱471,000.00</w:t>
+      </w:r>
+      <w:r>
+        <w:rPr>
+          <w:sz w:val="24"/>
+          <w:szCs w:val="24"/>
+          <w:rtl w:val="0"/>
+        </w:rPr>
+        <w:t xml:space="preserve">. Because the annual savings are negative, the initial one-time development cost of </w:t>
+      </w:r>
+      <w:r>
+        <w:rPr>
+          <w:b w:val="1"/>
+          <w:bCs w:val="1"/>
+          <w:sz w:val="24"/>
+          <w:szCs w:val="24"/>
+          <w:rtl w:val="0"/>
+        </w:rPr>
+        <w:t xml:space="preserve">₱256,200.00</w:t>
+      </w:r>
+      <w:r>
+        <w:rPr>
+          <w:sz w:val="24"/>
+          <w:szCs w:val="24"/>
+          <w:rtl w:val="0"/>
+        </w:rPr>
+        <w:t xml:space="preserve"> is not recovered through operational savings.</w:t>
       </w:r>
     </w:p>
     <w:p>
@@ -9096,7 +8947,133 @@
           <w:szCs w:val="24"/>
           <w:rtl w:val="0"/>
         </w:rPr>
-        <w:t xml:space="preserve">Based on this financial structure, the project represents a strategic investment in modernization and institutional efficiency rather than immediate operational cost savings. The value is realized through improved accuracy of academic records, faster processing of enrollment and grade requests, enhanced data security through role-based authentication, and a fully auditable system for all five user roles  Student, Teacher, and Admin justifying the increased annual expenditure.</w:t>
+        <w:t xml:space="preserve">Based on this financial structure, the project represents a strategic investment in modernization and institutional efficiency rather than immediate operational cost savings. The value is realized through improved accuracy of academic records, faster processing of enrollment and grade requests, enhanced data security through role-based authentication, and a fully auditable system across all six user roles  Student, Teacher, Registrar, Principal, Accounting, and Admin justifying the increased annual expenditure.</w:t>
+      </w:r>
+    </w:p>
+    <w:p>
+      <w:pPr>
+        <w:spacing w:after="240" w:before="240" w:line="480" w:lineRule="auto"/>
+        <w:ind w:left="0" w:firstLine="0"/>
+        <w:jc w:val="both"/>
+        <w:rPr>
+          <w:b w:val="1"/>
+          <w:bCs w:val="1"/>
+          <w:sz w:val="24"/>
+          <w:szCs w:val="24"/>
+        </w:rPr>
+      </w:pPr>
+      <w:r>
+        <w:rPr>
+          <w:rtl w:val="0"/>
+        </w:rPr>
+      </w:r>
+    </w:p>
+    <w:p>
+      <w:pPr>
+        <w:spacing w:after="240" w:before="240" w:line="480" w:lineRule="auto"/>
+        <w:ind w:left="0" w:firstLine="0"/>
+        <w:jc w:val="both"/>
+        <w:rPr>
+          <w:b w:val="1"/>
+          <w:bCs w:val="1"/>
+          <w:sz w:val="24"/>
+          <w:szCs w:val="24"/>
+        </w:rPr>
+      </w:pPr>
+      <w:r>
+        <w:rPr>
+          <w:rtl w:val="0"/>
+        </w:rPr>
+      </w:r>
+    </w:p>
+    <w:p>
+      <w:pPr>
+        <w:spacing w:after="240" w:before="240" w:line="480" w:lineRule="auto"/>
+        <w:ind w:left="0" w:firstLine="0"/>
+        <w:jc w:val="both"/>
+        <w:rPr>
+          <w:b w:val="1"/>
+          <w:bCs w:val="1"/>
+          <w:sz w:val="24"/>
+          <w:szCs w:val="24"/>
+        </w:rPr>
+      </w:pPr>
+      <w:r>
+        <w:rPr>
+          <w:rtl w:val="0"/>
+        </w:rPr>
+      </w:r>
+    </w:p>
+    <w:p>
+      <w:pPr>
+        <w:spacing w:after="240" w:before="240" w:line="480" w:lineRule="auto"/>
+        <w:ind w:left="0" w:firstLine="0"/>
+        <w:jc w:val="both"/>
+        <w:rPr>
+          <w:b w:val="1"/>
+          <w:bCs w:val="1"/>
+          <w:sz w:val="24"/>
+          <w:szCs w:val="24"/>
+        </w:rPr>
+      </w:pPr>
+      <w:r>
+        <w:rPr>
+          <w:rtl w:val="0"/>
+        </w:rPr>
+      </w:r>
+    </w:p>
+    <w:p>
+      <w:pPr>
+        <w:spacing w:after="240" w:before="240" w:line="480" w:lineRule="auto"/>
+        <w:ind w:left="0" w:firstLine="0"/>
+        <w:jc w:val="both"/>
+        <w:rPr>
+          <w:b w:val="1"/>
+          <w:bCs w:val="1"/>
+          <w:sz w:val="24"/>
+          <w:szCs w:val="24"/>
+        </w:rPr>
+      </w:pPr>
+      <w:r>
+        <w:rPr>
+          <w:rtl w:val="0"/>
+        </w:rPr>
+      </w:r>
+    </w:p>
+    <w:p>
+      <w:pPr>
+        <w:spacing w:after="240" w:before="240" w:line="480" w:lineRule="auto"/>
+        <w:ind w:left="0" w:firstLine="0"/>
+        <w:jc w:val="both"/>
+        <w:rPr>
+          <w:b w:val="1"/>
+          <w:bCs w:val="1"/>
+          <w:sz w:val="24"/>
+          <w:szCs w:val="24"/>
+        </w:rPr>
+      </w:pPr>
+      <w:r>
+        <w:rPr>
+          <w:rtl w:val="0"/>
+        </w:rPr>
+      </w:r>
+    </w:p>
+    <w:p>
+      <w:pPr>
+        <w:spacing w:after="240" w:before="240" w:line="480" w:lineRule="auto"/>
+        <w:ind w:left="0" w:firstLine="0"/>
+        <w:jc w:val="both"/>
+        <w:rPr>
+          <w:b w:val="1"/>
+          <w:bCs w:val="1"/>
+          <w:sz w:val="24"/>
+          <w:szCs w:val="24"/>
+        </w:rPr>
+      </w:pPr>
+      <w:r>
+        <w:rPr>
+          <w:rtl w:val="0"/>
+        </w:rPr>
       </w:r>
     </w:p>
     <w:p>
@@ -9483,6 +9460,30 @@
           <w:ilvl w:val="0"/>
           <w:numId w:val="16"/>
         </w:numPr>
+        <w:spacing w:after="0" w:afterAutospacing="0" w:lineRule="auto"/>
+        <w:ind w:left="720" w:hanging="360"/>
+        <w:jc w:val="both"/>
+        <w:rPr>
+          <w:sz w:val="24"/>
+          <w:szCs w:val="24"/>
+          <w:u w:val="none"/>
+        </w:rPr>
+      </w:pPr>
+      <w:r>
+        <w:rPr>
+          <w:sz w:val="24"/>
+          <w:szCs w:val="24"/>
+          <w:rtl w:val="0"/>
+        </w:rPr>
+        <w:t xml:space="preserve">Notification Module </w:t>
+      </w:r>
+    </w:p>
+    <w:p>
+      <w:pPr>
+        <w:numPr>
+          <w:ilvl w:val="0"/>
+          <w:numId w:val="16"/>
+        </w:numPr>
         <w:spacing w:after="160" w:lineRule="auto"/>
         <w:ind w:left="720" w:hanging="360"/>
         <w:jc w:val="both"/>
@@ -9498,7 +9499,7 @@
           <w:szCs w:val="24"/>
           <w:rtl w:val="0"/>
         </w:rPr>
-        <w:t xml:space="preserve">Notification Module </w:t>
+        <w:t xml:space="preserve">Principal Portal</w:t>
       </w:r>
     </w:p>
     <w:p>
@@ -9609,7 +9610,7 @@
           <w:szCs w:val="24"/>
           <w:rtl w:val="0"/>
         </w:rPr>
-        <w:t xml:space="preserve">Principal Portal </w:t>
+        <w:t xml:space="preserve">Forgot Password Module</w:t>
       </w:r>
     </w:p>
     <w:p>
@@ -9633,7 +9634,7 @@
           <w:szCs w:val="24"/>
           <w:rtl w:val="0"/>
         </w:rPr>
-        <w:t xml:space="preserve">Forgot Password Module</w:t>
+        <w:t xml:space="preserve">Grade Deadline Locking </w:t>
       </w:r>
     </w:p>
     <w:p>
@@ -9657,30 +9658,6 @@
           <w:szCs w:val="24"/>
           <w:rtl w:val="0"/>
         </w:rPr>
-        <w:t xml:space="preserve">Grade Deadline Locking </w:t>
-      </w:r>
-    </w:p>
-    <w:p>
-      <w:pPr>
-        <w:numPr>
-          <w:ilvl w:val="0"/>
-          <w:numId w:val="15"/>
-        </w:numPr>
-        <w:spacing w:after="0" w:afterAutospacing="0" w:lineRule="auto"/>
-        <w:ind w:left="720" w:hanging="360"/>
-        <w:jc w:val="both"/>
-        <w:rPr>
-          <w:sz w:val="24"/>
-          <w:szCs w:val="24"/>
-          <w:u w:val="none"/>
-        </w:rPr>
-      </w:pPr>
-      <w:r>
-        <w:rPr>
-          <w:sz w:val="24"/>
-          <w:szCs w:val="24"/>
-          <w:rtl w:val="0"/>
-        </w:rPr>
         <w:t xml:space="preserve">Grade Request Progress Tracker </w:t>
       </w:r>
     </w:p>
@@ -11122,12 +11099,12 @@
           <wp:inline distB="114300" distT="114300" distL="114300" distR="114300">
             <wp:extent cx="5734050" cy="8091488"/>
             <wp:effectExtent b="0" l="0" r="0" t="0"/>
-            <wp:docPr id="1" name="image10.png"/>
+            <wp:docPr id="1" name="image1.png"/>
             <a:graphic>
               <a:graphicData uri="http://schemas.openxmlformats.org/drawingml/2006/picture">
                 <pic:pic>
                   <pic:nvPicPr>
-                    <pic:cNvPr id="0" name="image10.png"/>
+                    <pic:cNvPr id="0" name="image1.png"/>
                     <pic:cNvPicPr preferRelativeResize="0"/>
                   </pic:nvPicPr>
                   <pic:blipFill>
@@ -11223,12 +11200,12 @@
           <wp:inline distB="114300" distT="114300" distL="114300" distR="114300">
             <wp:extent cx="5734050" cy="7748588"/>
             <wp:effectExtent b="0" l="0" r="0" t="0"/>
-            <wp:docPr id="9" name="image7.png"/>
+            <wp:docPr id="10" name="image8.png"/>
             <a:graphic>
               <a:graphicData uri="http://schemas.openxmlformats.org/drawingml/2006/picture">
                 <pic:pic>
                   <pic:nvPicPr>
-                    <pic:cNvPr id="0" name="image7.png"/>
+                    <pic:cNvPr id="0" name="image8.png"/>
                     <pic:cNvPicPr preferRelativeResize="0"/>
                   </pic:nvPicPr>
                   <pic:blipFill>
@@ -11321,372 +11298,55 @@
     </w:p>
     <w:p>
       <w:pPr>
-        <w:spacing w:after="0" w:line="480" w:lineRule="auto"/>
-        <w:jc w:val="center"/>
-        <w:rPr>
-          <w:b w:val="1"/>
-          <w:bCs w:val="1"/>
-          <w:sz w:val="24"/>
-          <w:szCs w:val="24"/>
-        </w:rPr>
-      </w:pPr>
-      <w:r>
-        <w:rPr>
-          <w:rtl w:val="0"/>
-        </w:rPr>
-      </w:r>
-    </w:p>
-    <w:p>
-      <w:pPr>
-        <w:spacing w:after="0" w:line="480" w:lineRule="auto"/>
-        <w:jc w:val="left"/>
-        <w:rPr>
-          <w:b w:val="1"/>
-          <w:bCs w:val="1"/>
-          <w:sz w:val="24"/>
-          <w:szCs w:val="24"/>
-        </w:rPr>
-      </w:pPr>
-      <w:r>
-        <w:rPr>
-          <w:rtl w:val="0"/>
-        </w:rPr>
-      </w:r>
-    </w:p>
-    <w:p>
-      <w:pPr>
-        <w:spacing w:after="0" w:line="480" w:lineRule="auto"/>
-        <w:jc w:val="left"/>
-        <w:rPr>
-          <w:b w:val="1"/>
-          <w:bCs w:val="1"/>
-          <w:sz w:val="24"/>
-          <w:szCs w:val="24"/>
-        </w:rPr>
-      </w:pPr>
-      <w:r>
-        <w:rPr>
-          <w:rtl w:val="0"/>
-        </w:rPr>
-      </w:r>
-    </w:p>
-    <w:p>
-      <w:pPr>
-        <w:spacing w:after="0" w:line="480" w:lineRule="auto"/>
-        <w:jc w:val="left"/>
-        <w:rPr>
-          <w:b w:val="1"/>
-          <w:bCs w:val="1"/>
-          <w:sz w:val="24"/>
-          <w:szCs w:val="24"/>
-        </w:rPr>
-      </w:pPr>
-      <w:r>
-        <w:rPr>
-          <w:rtl w:val="0"/>
-        </w:rPr>
-      </w:r>
-    </w:p>
-    <w:p>
-      <w:pPr>
-        <w:spacing w:after="0" w:line="480" w:lineRule="auto"/>
-        <w:jc w:val="left"/>
-        <w:rPr>
-          <w:b w:val="1"/>
-          <w:bCs w:val="1"/>
-          <w:sz w:val="24"/>
-          <w:szCs w:val="24"/>
-        </w:rPr>
-      </w:pPr>
-      <w:r>
-        <w:rPr>
-          <w:rtl w:val="0"/>
-        </w:rPr>
-      </w:r>
-    </w:p>
-    <w:p>
-      <w:pPr>
-        <w:spacing w:after="0" w:line="480" w:lineRule="auto"/>
-        <w:jc w:val="left"/>
-        <w:rPr>
-          <w:b w:val="1"/>
-          <w:bCs w:val="1"/>
-          <w:sz w:val="24"/>
-          <w:szCs w:val="24"/>
-        </w:rPr>
-      </w:pPr>
-      <w:r>
-        <w:rPr>
-          <w:rtl w:val="0"/>
-        </w:rPr>
-      </w:r>
-    </w:p>
-    <w:p>
-      <w:pPr>
-        <w:spacing w:after="0" w:line="480" w:lineRule="auto"/>
-        <w:jc w:val="left"/>
-        <w:rPr>
-          <w:b w:val="1"/>
-          <w:bCs w:val="1"/>
-          <w:sz w:val="24"/>
-          <w:szCs w:val="24"/>
-        </w:rPr>
-      </w:pPr>
-      <w:r>
-        <w:rPr>
-          <w:rtl w:val="0"/>
-        </w:rPr>
-      </w:r>
-    </w:p>
-    <w:p>
-      <w:pPr>
-        <w:spacing w:after="0" w:line="480" w:lineRule="auto"/>
-        <w:jc w:val="left"/>
-        <w:rPr>
-          <w:b w:val="1"/>
-          <w:bCs w:val="1"/>
-          <w:sz w:val="24"/>
-          <w:szCs w:val="24"/>
-        </w:rPr>
-      </w:pPr>
-      <w:r>
-        <w:rPr>
-          <w:rtl w:val="0"/>
-        </w:rPr>
-      </w:r>
-    </w:p>
-    <w:p>
-      <w:pPr>
-        <w:spacing w:after="0" w:line="480" w:lineRule="auto"/>
-        <w:jc w:val="left"/>
-        <w:rPr>
-          <w:b w:val="1"/>
-          <w:bCs w:val="1"/>
-          <w:sz w:val="24"/>
-          <w:szCs w:val="24"/>
-        </w:rPr>
-      </w:pPr>
-      <w:r>
-        <w:rPr>
-          <w:rtl w:val="0"/>
-        </w:rPr>
-      </w:r>
-    </w:p>
-    <w:p>
-      <w:pPr>
-        <w:spacing w:after="0" w:line="480" w:lineRule="auto"/>
-        <w:jc w:val="left"/>
-        <w:rPr>
-          <w:b w:val="1"/>
-          <w:bCs w:val="1"/>
-          <w:sz w:val="24"/>
-          <w:szCs w:val="24"/>
-        </w:rPr>
-      </w:pPr>
-      <w:r>
-        <w:rPr>
-          <w:rtl w:val="0"/>
-        </w:rPr>
-      </w:r>
-    </w:p>
-    <w:p>
-      <w:pPr>
-        <w:spacing w:after="0" w:line="480" w:lineRule="auto"/>
-        <w:jc w:val="left"/>
-        <w:rPr>
-          <w:b w:val="1"/>
-          <w:bCs w:val="1"/>
-          <w:sz w:val="24"/>
-          <w:szCs w:val="24"/>
-        </w:rPr>
-      </w:pPr>
-      <w:r>
-        <w:rPr>
-          <w:rtl w:val="0"/>
-        </w:rPr>
-      </w:r>
-    </w:p>
-    <w:p>
-      <w:pPr>
-        <w:spacing w:after="0" w:line="480" w:lineRule="auto"/>
-        <w:jc w:val="left"/>
-        <w:rPr>
-          <w:b w:val="1"/>
-          <w:bCs w:val="1"/>
-          <w:sz w:val="24"/>
-          <w:szCs w:val="24"/>
-        </w:rPr>
-      </w:pPr>
-      <w:r>
-        <w:rPr>
-          <w:rtl w:val="0"/>
-        </w:rPr>
-      </w:r>
-    </w:p>
-    <w:p>
-      <w:pPr>
-        <w:spacing w:after="0" w:line="480" w:lineRule="auto"/>
-        <w:jc w:val="left"/>
-        <w:rPr>
-          <w:b w:val="1"/>
-          <w:bCs w:val="1"/>
-          <w:sz w:val="24"/>
-          <w:szCs w:val="24"/>
-        </w:rPr>
-      </w:pPr>
-      <w:r>
-        <w:rPr>
-          <w:rtl w:val="0"/>
-        </w:rPr>
-      </w:r>
-    </w:p>
-    <w:p>
-      <w:pPr>
-        <w:spacing w:after="0" w:line="480" w:lineRule="auto"/>
-        <w:jc w:val="left"/>
-        <w:rPr>
-          <w:b w:val="1"/>
-          <w:bCs w:val="1"/>
-          <w:sz w:val="24"/>
-          <w:szCs w:val="24"/>
-        </w:rPr>
-      </w:pPr>
-      <w:r>
-        <w:rPr>
-          <w:rtl w:val="0"/>
-        </w:rPr>
-      </w:r>
-    </w:p>
-    <w:p>
-      <w:pPr>
-        <w:spacing w:after="0" w:line="480" w:lineRule="auto"/>
-        <w:jc w:val="left"/>
-        <w:rPr>
-          <w:b w:val="1"/>
-          <w:bCs w:val="1"/>
-          <w:sz w:val="24"/>
-          <w:szCs w:val="24"/>
-        </w:rPr>
-      </w:pPr>
-      <w:r>
-        <w:rPr>
-          <w:rtl w:val="0"/>
-        </w:rPr>
-      </w:r>
-    </w:p>
-    <w:p>
-      <w:pPr>
-        <w:spacing w:after="0" w:line="480" w:lineRule="auto"/>
-        <w:jc w:val="left"/>
-        <w:rPr>
-          <w:b w:val="1"/>
-          <w:bCs w:val="1"/>
-          <w:sz w:val="24"/>
-          <w:szCs w:val="24"/>
-        </w:rPr>
-      </w:pPr>
-      <w:r>
-        <w:rPr>
-          <w:rtl w:val="0"/>
-        </w:rPr>
-      </w:r>
-    </w:p>
-    <w:p>
-      <w:pPr>
-        <w:spacing w:after="0" w:line="480" w:lineRule="auto"/>
-        <w:jc w:val="left"/>
-        <w:rPr>
-          <w:b w:val="1"/>
-          <w:bCs w:val="1"/>
-          <w:sz w:val="24"/>
-          <w:szCs w:val="24"/>
-        </w:rPr>
-      </w:pPr>
-      <w:r>
-        <w:rPr>
-          <w:rtl w:val="0"/>
-        </w:rPr>
-      </w:r>
-    </w:p>
-    <w:p>
-      <w:pPr>
-        <w:spacing w:after="0" w:line="480" w:lineRule="auto"/>
-        <w:jc w:val="left"/>
-        <w:rPr>
-          <w:b w:val="1"/>
-          <w:bCs w:val="1"/>
-          <w:sz w:val="24"/>
-          <w:szCs w:val="24"/>
-        </w:rPr>
-      </w:pPr>
-      <w:r>
-        <w:rPr>
-          <w:rtl w:val="0"/>
-        </w:rPr>
-      </w:r>
-    </w:p>
-    <w:p>
-      <w:pPr>
-        <w:spacing w:after="0" w:line="480" w:lineRule="auto"/>
-        <w:jc w:val="left"/>
-        <w:rPr>
-          <w:b w:val="1"/>
-          <w:bCs w:val="1"/>
-          <w:sz w:val="24"/>
-          <w:szCs w:val="24"/>
-        </w:rPr>
-      </w:pPr>
-      <w:r>
-        <w:rPr>
-          <w:rtl w:val="0"/>
-        </w:rPr>
-      </w:r>
-    </w:p>
-    <w:p>
-      <w:pPr>
-        <w:spacing w:after="0" w:line="480" w:lineRule="auto"/>
-        <w:jc w:val="left"/>
-        <w:rPr>
-          <w:b w:val="1"/>
-          <w:bCs w:val="1"/>
-          <w:sz w:val="24"/>
-          <w:szCs w:val="24"/>
-        </w:rPr>
-      </w:pPr>
-      <w:r>
-        <w:rPr>
-          <w:rtl w:val="0"/>
-        </w:rPr>
-      </w:r>
-    </w:p>
-    <w:p>
-      <w:pPr>
-        <w:spacing w:after="0" w:line="480" w:lineRule="auto"/>
-        <w:jc w:val="center"/>
-        <w:rPr>
-          <w:b w:val="1"/>
-          <w:bCs w:val="1"/>
-          <w:sz w:val="24"/>
-          <w:szCs w:val="24"/>
-        </w:rPr>
-      </w:pPr>
-      <w:r>
-        <w:rPr>
-          <w:rtl w:val="0"/>
-        </w:rPr>
-      </w:r>
-    </w:p>
-    <w:p>
-      <w:pPr>
-        <w:spacing w:after="0" w:line="480" w:lineRule="auto"/>
-        <w:jc w:val="center"/>
-        <w:rPr>
-          <w:b w:val="1"/>
-          <w:bCs w:val="1"/>
-          <w:sz w:val="24"/>
-          <w:szCs w:val="24"/>
-        </w:rPr>
-      </w:pPr>
+        <w:spacing w:line="480" w:lineRule="auto"/>
+        <w:jc w:val="both"/>
+        <w:rPr>
+          <w:b w:val="1"/>
+          <w:bCs w:val="1"/>
+          <w:sz w:val="24"/>
+          <w:szCs w:val="24"/>
+        </w:rPr>
+      </w:pPr>
+      <w:r>
+        <w:rPr>
+          <w:b w:val="1"/>
+          <w:bCs w:val="1"/>
+          <w:sz w:val="24"/>
+          <w:szCs w:val="24"/>
+        </w:rPr>
+        <w:drawing>
+          <wp:inline distB="114300" distT="114300" distL="114300" distR="114300">
+            <wp:extent cx="5731200" cy="7721600"/>
+            <wp:effectExtent b="0" l="0" r="0" t="0"/>
+            <wp:docPr id="3" name="image4.png"/>
+            <a:graphic>
+              <a:graphicData uri="http://schemas.openxmlformats.org/drawingml/2006/picture">
+                <pic:pic>
+                  <pic:nvPicPr>
+                    <pic:cNvPr id="0" name="image4.png"/>
+                    <pic:cNvPicPr preferRelativeResize="0"/>
+                  </pic:nvPicPr>
+                  <pic:blipFill>
+                    <a:blip r:embed="rId16"/>
+                    <a:srcRect b="0" l="0" r="0" t="0"/>
+                    <a:stretch>
+                      <a:fillRect/>
+                    </a:stretch>
+                  </pic:blipFill>
+                  <pic:spPr>
+                    <a:xfrm>
+                      <a:off x="0" y="0"/>
+                      <a:ext cx="5731200" cy="7721600"/>
+                    </a:xfrm>
+                    <a:prstGeom prst="rect"/>
+                    <a:ln/>
+                  </pic:spPr>
+                </pic:pic>
+              </a:graphicData>
+            </a:graphic>
+          </wp:inline>
+        </w:drawing>
+      </w:r>
       <w:r>
         <w:rPr>
           <w:rtl w:val="0"/>
@@ -39375,16 +39035,16 @@
           <wp:inline distB="114300" distT="114300" distL="114300" distR="114300">
             <wp:extent cx="5734050" cy="8101013"/>
             <wp:effectExtent b="0" l="0" r="0" t="0"/>
-            <wp:docPr id="4" name="image1.png"/>
+            <wp:docPr id="5" name="image5.png"/>
             <a:graphic>
               <a:graphicData uri="http://schemas.openxmlformats.org/drawingml/2006/picture">
                 <pic:pic>
                   <pic:nvPicPr>
-                    <pic:cNvPr id="0" name="image1.png"/>
+                    <pic:cNvPr id="0" name="image5.png"/>
                     <pic:cNvPicPr preferRelativeResize="0"/>
                   </pic:nvPicPr>
                   <pic:blipFill>
-                    <a:blip r:embed="rId16"/>
+                    <a:blip r:embed="rId17"/>
                     <a:srcRect b="0" l="0" r="0" t="0"/>
                     <a:stretch>
                       <a:fillRect/>
@@ -39911,16 +39571,16 @@
           <wp:inline distB="114300" distT="114300" distL="114300" distR="114300">
             <wp:extent cx="5734050" cy="5424488"/>
             <wp:effectExtent b="0" l="0" r="0" t="0"/>
-            <wp:docPr id="5" name="image9.png"/>
+            <wp:docPr id="6" name="image11.png"/>
             <a:graphic>
               <a:graphicData uri="http://schemas.openxmlformats.org/drawingml/2006/picture">
                 <pic:pic>
                   <pic:nvPicPr>
-                    <pic:cNvPr id="0" name="image9.png"/>
+                    <pic:cNvPr id="0" name="image11.png"/>
                     <pic:cNvPicPr preferRelativeResize="0"/>
                   </pic:nvPicPr>
                   <pic:blipFill>
-                    <a:blip r:embed="rId17"/>
+                    <a:blip r:embed="rId18"/>
                     <a:srcRect b="0" l="0" r="0" t="0"/>
                     <a:stretch>
                       <a:fillRect/>
@@ -40207,16 +39867,16 @@
                 <wp:inline distB="114300" distT="114300" distL="114300" distR="114300">
                   <wp:extent cx="5757863" cy="3257550"/>
                   <wp:effectExtent b="0" l="0" r="0" t="0"/>
-                  <wp:docPr id="10" name="image6.png"/>
+                  <wp:docPr id="11" name="image9.png"/>
                   <a:graphic>
                     <a:graphicData uri="http://schemas.openxmlformats.org/drawingml/2006/picture">
                       <pic:pic>
                         <pic:nvPicPr>
-                          <pic:cNvPr id="0" name="image6.png"/>
+                          <pic:cNvPr id="0" name="image9.png"/>
                           <pic:cNvPicPr preferRelativeResize="0"/>
                         </pic:nvPicPr>
                         <pic:blipFill>
-                          <a:blip r:embed="rId18"/>
+                          <a:blip r:embed="rId19"/>
                           <a:srcRect b="0" l="0" r="0" t="0"/>
                           <a:stretch>
                             <a:fillRect/>
@@ -40360,16 +40020,16 @@
                 <wp:inline distB="114300" distT="114300" distL="114300" distR="114300">
                   <wp:extent cx="5616939" cy="3569196"/>
                   <wp:effectExtent b="0" l="0" r="0" t="0"/>
-                  <wp:docPr id="6" name="image5.png"/>
+                  <wp:docPr id="7" name="image6.png"/>
                   <a:graphic>
                     <a:graphicData uri="http://schemas.openxmlformats.org/drawingml/2006/picture">
                       <pic:pic>
                         <pic:nvPicPr>
-                          <pic:cNvPr id="0" name="image5.png"/>
+                          <pic:cNvPr id="0" name="image6.png"/>
                           <pic:cNvPicPr preferRelativeResize="0"/>
                         </pic:nvPicPr>
                         <pic:blipFill>
-                          <a:blip r:embed="rId19"/>
+                          <a:blip r:embed="rId20"/>
                           <a:srcRect b="0" l="0" r="0" t="0"/>
                           <a:stretch>
                             <a:fillRect/>
@@ -40521,7 +40181,7 @@
                           <pic:cNvPicPr preferRelativeResize="0"/>
                         </pic:nvPicPr>
                         <pic:blipFill>
-                          <a:blip r:embed="rId20"/>
+                          <a:blip r:embed="rId21"/>
                           <a:srcRect b="0" l="0" r="0" t="0"/>
                           <a:stretch>
                             <a:fillRect/>
@@ -40642,7 +40302,7 @@
                 <wp:inline distB="114300" distT="114300" distL="114300" distR="114300">
                   <wp:extent cx="5486400" cy="3698677"/>
                   <wp:effectExtent b="0" l="0" r="0" t="0"/>
-                  <wp:docPr id="3" name="image3.png"/>
+                  <wp:docPr id="4" name="image3.png"/>
                   <a:graphic>
                     <a:graphicData uri="http://schemas.openxmlformats.org/drawingml/2006/picture">
                       <pic:pic>
@@ -40651,7 +40311,7 @@
                           <pic:cNvPicPr preferRelativeResize="0"/>
                         </pic:nvPicPr>
                         <pic:blipFill>
-                          <a:blip r:embed="rId21"/>
+                          <a:blip r:embed="rId22"/>
                           <a:srcRect b="0" l="0" r="0" t="0"/>
                           <a:stretch>
                             <a:fillRect/>
@@ -41583,7 +41243,7 @@
           <w:szCs w:val="24"/>
           <w:rtl w:val="0"/>
         </w:rPr>
-        <w:t xml:space="preserve">The backend was developed using Node.js and Express.js. Express.js handles API routes, requests, responses, and middleware, while Sequelize is used to define database models and manage database operations. The REST API provides communication between the frontend and backend using standard HTTP methods. Postman was also used for API development and testing.</w:t>
+        <w:t xml:space="preserve">The backend was developed using Node.js and Express.js. Express.js handles API routes, requests, responses, and middleware, while database access is handled directly through mysql2, a promise-based MySQL driver. Each model file builds parameterized SQL statements and executes them through a connection pool rather than through ORM, keeping query performance and SQL-injection protections explicit and auditable. The REST API provides communication between the frontend and backend using standard HTTP methods. Postman was also used for API development and testing.</w:t>
       </w:r>
     </w:p>
     <w:p>
@@ -41680,7 +41340,7 @@
           <w:szCs w:val="24"/>
           <w:rtl w:val="0"/>
         </w:rPr>
-        <w:t xml:space="preserve">The enrollment application allows new students to submit their information through the system. The submitted information is validated, duplicate applications are checked, and a student identification number and temporary password are generated. The password is hashed before the student account is stored. The system also uses Nodemailer and SMTP configuration to send generated credentials through email.</w:t>
+        <w:t xml:space="preserve">The enrollment application allows new students to submit their information through the system. The submitted information is validated, duplicate applications are checked, and a student identification number and temporary password are generated. The password is hashed before the student account is stored. The system sends generated credentials through email using Resend API.</w:t>
       </w:r>
     </w:p>
     <w:p>
@@ -42076,7 +41736,7 @@
           <w:szCs w:val="24"/>
           <w:rtl w:val="0"/>
         </w:rPr>
-        <w:t xml:space="preserve">The system uses Next.js, React, TypeScript, Node.js, Express.js, Sequelize, and MySQL as its main technologies. The REST API connects the frontend and backend, while the database stores the records used by the system.</w:t>
+        <w:t xml:space="preserve">The system uses Next.js, React, TypeScript, Node.js, Express.js,  and MySQL as its main technologies. The REST API connects the frontend and backend, while the database stores the records used by the system.</w:t>
       </w:r>
     </w:p>
     <w:p>
